--- a/episodes/The_Dark_Rise_Episode_51.docx
+++ b/episodes/The_Dark_Rise_Episode_51.docx
@@ -98,6 +98,20 @@
     </w:p>
     <w:p>
       <w:pPr>
+        <w:spacing w:after="60" w:line="360"/>
+        <w:ind w:firstLine="360"/>
+      </w:pPr>
+      <w:r>
+        <w:rPr>
+          <w:rFonts w:ascii="Georgia" w:hAnsi="Georgia" w:cs="Georgia"/>
+          <w:sz w:val="24"/>
+          <w:szCs w:val="24"/>
+        </w:rPr>
+        <w:t xml:space="preserve">The cold voice tallied the field even as the boy moved.</w:t>
+      </w:r>
+    </w:p>
+    <w:p>
+      <w:pPr>
         <w:spacing w:after="120" w:line="360"/>
       </w:pPr>
       <w:r>
@@ -109,7 +123,7 @@
           <w:bCs/>
           <w:caps/>
         </w:rPr>
-        <w:t xml:space="preserve">VESSEL WILL RESPONSE ACTIVE. FIVE HOSTILES CLOSING FROM UNGUARDED SECTOR. MATERNAL FIGURE DIRECTLY BEHIND PRIMARY POSITION. LETHAL FORCE NOT YET REQUIRED.</w:t>
+        <w:t xml:space="preserve">Vessel will response active. Five hostiles closing from unguarded sector. Maternal figure directly behind primary position. Lethal force not yet required.</w:t>
       </w:r>
     </w:p>
     <w:p>
@@ -240,20 +254,7 @@
     </w:p>
     <w:p>
       <w:pPr>
-        <w:spacing w:after="0" w:line="360"/>
-      </w:pPr>
-      <w:r>
-        <w:rPr>
-          <w:rFonts w:ascii="Georgia" w:hAnsi="Georgia" w:cs="Georgia"/>
-          <w:sz w:val="24"/>
-          <w:szCs w:val="24"/>
-        </w:rPr>
-        <w:t xml:space="preserve"/>
-      </w:r>
-    </w:p>
-    <w:p>
-      <w:pPr>
-        <w:spacing w:after="60" w:line="360"/>
+        <w:spacing w:after="60" w:line="360" w:before="480"/>
         <w:ind w:firstLine="360"/>
       </w:pPr>
       <w:r>
@@ -417,19 +418,6 @@
           <w:szCs w:val="24"/>
         </w:rPr>
         <w:t xml:space="preserve">Amara held her son a little tighter and looked around the quiet circle of faces that had just heard the same unfinished sentence she had, Obi's, Chidebe's, Osadebe's, none of them willing yet to say the word that sentence pointed toward. She had spent a year learning to carry secrets no one else in Idoro could be trusted with. She had never once imagined needing to wonder whether that same careful circle of trust was where the danger had been standing all along.</w:t>
-      </w:r>
-    </w:p>
-    <w:p>
-      <w:pPr>
-        <w:spacing w:after="0" w:line="360"/>
-      </w:pPr>
-      <w:r>
-        <w:rPr>
-          <w:rFonts w:ascii="Georgia" w:hAnsi="Georgia" w:cs="Georgia"/>
-          <w:sz w:val="24"/>
-          <w:szCs w:val="24"/>
-        </w:rPr>
-        <w:t xml:space="preserve"/>
       </w:r>
     </w:p>
     <w:sectPr>
